--- a/RP1_UNIC_352704/livrabile/RP1_texte_sectiunile_9_si_15.docx
+++ b/RP1_UNIC_352704/livrabile/RP1_texte_sectiunile_9_si_15.docx
@@ -1336,59 +1336,59 @@
           <w:color w:val="595959"/>
           <w:sz w:val="18"/>
         </w:rPr>
-        <w:t>1.213 / 10.500 caractere</w:t>
-      </w:r>
-    </w:p>
-    <w:p>
-      <w:pPr>
-        <w:spacing w:after="80" w:before="0"/>
-        <w:jc w:val="both"/>
-      </w:pPr>
-      <w:r>
-        <w:rPr>
-          <w:b w:val="0"/>
-          <w:i w:val="0"/>
-        </w:rPr>
-        <w:t>Proiectul contribuie la temele secundare FSE+ asumate în cererea de finanțare:</w:t>
-      </w:r>
-    </w:p>
-    <w:p>
-      <w:pPr>
-        <w:spacing w:after="80" w:before="0"/>
-        <w:jc w:val="both"/>
-      </w:pPr>
-      <w:r>
-        <w:rPr>
-          <w:b w:val="0"/>
-          <w:i w:val="0"/>
-        </w:rPr>
-        <w:t>• Tema 10 – Abordarea provocărilor identificate în cadrul semestrului european: proiectul răspunde recomandării privind reducerea părăsirii timpurii a școlii, inclusiv în rândul elevilor romi și al celor din mediul rural. În perioada de raportare au fost identificați 172 de elevi în risc sau din medii defavorizate, 97 au intrat în operațiune și au început consilierea psihologică (17 elevi), campania de informare și conștientizare (35 de elevi) și programele remediale (45 de elevi), iar 4 cadre didactice au parcurs programul de formare.</w:t>
-      </w:r>
-    </w:p>
-    <w:p>
-      <w:pPr>
-        <w:spacing w:after="80" w:before="0"/>
-        <w:jc w:val="both"/>
-      </w:pPr>
-      <w:r>
-        <w:rPr>
-          <w:b w:val="0"/>
-          <w:i w:val="0"/>
-        </w:rPr>
-        <w:t>• Tema 05 – Nediscriminare (buget asumat 1.464.000,00 lei): au fost aplicate criteriile de prioritizare pentru elevii romi și pentru elevii cu dizabilități, iar recrutarea a vizat elevi din grupuri vulnerabile și din mediul rural; măsurile directe de sprijin (sprijin financiar pentru cazare, masă și transport și masă caldă) se acordă începând din perioada următoare, după validarea grupului țintă și contractarea serviciilor.</w:t>
-      </w:r>
-    </w:p>
-    <w:p>
-      <w:pPr>
-        <w:spacing w:after="80" w:before="0"/>
-        <w:jc w:val="both"/>
-      </w:pPr>
-      <w:r>
-        <w:rPr>
-          <w:b w:val="0"/>
-          <w:i w:val="0"/>
-        </w:rPr>
-        <w:t>• Integrarea perspectivei de gen: activitățile de consiliere și de informare au abordat alegerea traseului educațional fără stereotipuri de gen (detalii la 15.1.1).</w:t>
+        <w:t>2.230 / 10.500 caractere</w:t>
+      </w:r>
+    </w:p>
+    <w:p>
+      <w:pPr>
+        <w:spacing w:after="80" w:before="0"/>
+        <w:jc w:val="both"/>
+      </w:pPr>
+      <w:r>
+        <w:rPr>
+          <w:b w:val="0"/>
+          <w:i w:val="0"/>
+        </w:rPr>
+        <w:t>În perioada de raportare iulie – septembrie 2026, proiectul a contribuit la cele două teme secundare FSE+ asumate în cererea de finanțare, în măsura în care activitățile cu grupul țintă au început în luna septembrie.</w:t>
+      </w:r>
+    </w:p>
+    <w:p>
+      <w:pPr>
+        <w:spacing w:after="80" w:before="0"/>
+        <w:jc w:val="both"/>
+      </w:pPr>
+      <w:r>
+        <w:rPr>
+          <w:b w:val="0"/>
+          <w:i w:val="0"/>
+        </w:rPr>
+        <w:t>Pentru tema secundară 10, abordarea provocărilor identificate în cadrul semestrului european, proiectul răspunde recomandării privind reducerea părăsirii timpurii a școlii, în special în rândul elevilor din mediul rural și al elevilor romi. În această perioadă, Experții GT au identificat, împreună cu școlile partenere, 172 de elevi aflați în risc de abandon sau proveniți din medii defavorizate, dintre care 97 au intrat în operațiune și au început să beneficieze de măsurile proiectului: 17 elevi din clasele a X-a – a XI-a au participat la sprijinul psihologic, 35 de elevi din clasele a VII-a – a VIII-a la activitățile campaniei de informare și conștientizare și 45 de elevi din clasa a IX-a la programele remediale. În paralel, cele 4 cadre didactice din grupul țintă au parcurs programul de formare acreditat, astfel încât intervenția asupra abandonului școlar să fie susținută și din interiorul școlilor.</w:t>
+      </w:r>
+    </w:p>
+    <w:p>
+      <w:pPr>
+        <w:spacing w:after="80" w:before="0"/>
+        <w:jc w:val="both"/>
+      </w:pPr>
+      <w:r>
+        <w:rPr>
+          <w:b w:val="0"/>
+          <w:i w:val="0"/>
+        </w:rPr>
+        <w:t>Pentru tema secundară 05, nediscriminarea, căreia îi este alocat un buget de 1.464.000,00 lei, contribuția din această perioadă a constat în modul în care a fost organizată selecția grupului țintă: metodologia publicată aplică criterii transparente și acordă prioritate elevilor de etnie romă și elevilor cu dizabilități, recrutarea a vizat elevi din grupuri vulnerabile și din localități mici, iar familiile cu dificultăți au fost sprijinite direct de experți pentru a nu rămâne în afara proiectului. Măsurile directe care dau conținut financiar acestei teme, sprijinul financiar pentru cazare, masă și transport și masa caldă pentru participanții la programele remediale, nu au generat cheltuieli în perioada de raportare, întrucât acordarea lor începe după validarea grupului țintă și, respectiv, după contractarea serviciilor de masă caldă, în perioada următoare.</w:t>
+      </w:r>
+    </w:p>
+    <w:p>
+      <w:pPr>
+        <w:spacing w:after="80" w:before="0"/>
+        <w:jc w:val="both"/>
+      </w:pPr>
+      <w:r>
+        <w:rPr>
+          <w:b w:val="0"/>
+          <w:i w:val="0"/>
+        </w:rPr>
+        <w:t>Integrarea perspectivei de gen a fost asigurată prin modul în care consilierea și activitățile de informare au tratat alegerea traseului educațional și profesional, fără stereotipuri de gen, așa cum este detaliat la punctul 15.1.1.</w:t>
       </w:r>
     </w:p>
     <w:sectPr>
